--- a/fixtures/docx/rev-format.docx
+++ b/fixtures/docx/rev-format.docx
@@ -9,7 +9,7 @@
       <w:r>
         <w:rPr>
           <w:b/>
-          <w:rPrChange w:id="0" w:author="Author A" w:date="2026-10-11T15:20:00Z" w16du:dateUtc="2026-10-11T14:20:00Z">
+          <w:rPrChange w:id="0" w:author="Author A" w:date="2026-10-11T18:21:00Z" w16du:dateUtc="2026-10-11T17:21:00Z">
             <w:rPr/>
           </w:rPrChange>
         </w:rPr>
@@ -23,7 +23,7 @@
       <w:r>
         <w:rPr>
           <w:i/>
-          <w:rPrChange w:id="1" w:author="Author A" w:date="2026-10-11T15:20:00Z" w16du:dateUtc="2026-10-11T14:20:00Z">
+          <w:rPrChange w:id="1" w:author="Author A" w:date="2026-10-11T18:21:00Z" w16du:dateUtc="2026-10-11T17:21:00Z">
             <w:rPr/>
           </w:rPrChange>
         </w:rPr>
@@ -35,7 +35,7 @@
       <w:r>
         <w:rPr>
           <w:u w:val="single"/>
-          <w:rPrChange w:id="2" w:author="Author A" w:date="2026-10-11T15:20:00Z" w16du:dateUtc="2026-10-11T14:20:00Z">
+          <w:rPrChange w:id="2" w:author="Author A" w:date="2026-10-11T18:21:00Z" w16du:dateUtc="2026-10-11T17:21:00Z">
             <w:rPr/>
           </w:rPrChange>
         </w:rPr>
@@ -47,7 +47,7 @@
       <w:r>
         <w:rPr>
           <w:sz w:val="36"/>
-          <w:rPrChange w:id="3" w:author="Author A" w:date="2026-10-11T15:20:00Z" w16du:dateUtc="2026-10-11T14:20:00Z">
+          <w:rPrChange w:id="3" w:author="Author A" w:date="2026-10-11T18:21:00Z" w16du:dateUtc="2026-10-11T17:21:00Z">
             <w:rPr/>
           </w:rPrChange>
         </w:rPr>
@@ -62,7 +62,7 @@
         <w:spacing w:after="360"/>
         <w:ind w:left="720"/>
         <w:jc w:val="center"/>
-        <w:pPrChange w:id="4" w:author="Author A" w:date="2026-10-11T15:20:00Z" w16du:dateUtc="2026-10-11T14:20:00Z">
+        <w:pPrChange w:id="4" w:author="Author A" w:date="2026-10-11T18:21:00Z" w16du:dateUtc="2026-10-11T17:21:00Z">
           <w:pPr/>
         </w:pPrChange>
       </w:pPr>
@@ -73,7 +73,7 @@
     <w:p>
       <w:pPr>
         <w:pStyle w:val="Heading1"/>
-        <w:pPrChange w:id="5" w:author="Author A" w:date="2026-10-11T15:20:00Z" w16du:dateUtc="2026-10-11T14:20:00Z">
+        <w:pPrChange w:id="5" w:author="Author A" w:date="2026-10-11T18:21:00Z" w16du:dateUtc="2026-10-11T17:21:00Z">
           <w:pPr/>
         </w:pPrChange>
       </w:pPr>
@@ -85,7 +85,7 @@
       <w:r>
         <w:rPr>
           <w:color w:val="FF0000"/>
-          <w:rPrChange w:id="6" w:author="Author A" w:date="2026-10-11T15:20:00Z" w16du:dateUtc="2026-10-11T14:20:00Z">
+          <w:rPrChange w:id="6" w:author="Author A" w:date="2026-10-11T18:21:00Z" w16du:dateUtc="2026-10-11T17:21:00Z">
             <w:rPr/>
           </w:rPrChange>
         </w:rPr>
@@ -97,7 +97,7 @@
       <w:r>
         <w:rPr>
           <w:strike/>
-          <w:rPrChange w:id="7" w:author="Author A" w:date="2026-10-11T15:20:00Z" w16du:dateUtc="2026-10-11T14:20:00Z">
+          <w:rPrChange w:id="7" w:author="Author A" w:date="2026-10-11T18:21:00Z" w16du:dateUtc="2026-10-11T17:21:00Z">
             <w:rPr/>
           </w:rPrChange>
         </w:rPr>
@@ -533,7 +533,7 @@
     <w:link w:val="Heading1Char"/>
     <w:uiPriority w:val="9"/>
     <w:qFormat/>
-    <w:rsid w:val="006427AB"/>
+    <w:rsid w:val="00723D42"/>
     <w:pPr>
       <w:keepNext/>
       <w:keepLines/>
@@ -556,7 +556,7 @@
     <w:semiHidden/>
     <w:unhideWhenUsed/>
     <w:qFormat/>
-    <w:rsid w:val="006427AB"/>
+    <w:rsid w:val="00723D42"/>
     <w:pPr>
       <w:keepNext/>
       <w:keepLines/>
@@ -579,7 +579,7 @@
     <w:semiHidden/>
     <w:unhideWhenUsed/>
     <w:qFormat/>
-    <w:rsid w:val="006427AB"/>
+    <w:rsid w:val="00723D42"/>
     <w:pPr>
       <w:keepNext/>
       <w:keepLines/>
@@ -602,7 +602,7 @@
     <w:semiHidden/>
     <w:unhideWhenUsed/>
     <w:qFormat/>
-    <w:rsid w:val="006427AB"/>
+    <w:rsid w:val="00723D42"/>
     <w:pPr>
       <w:keepNext/>
       <w:keepLines/>
@@ -625,7 +625,7 @@
     <w:semiHidden/>
     <w:unhideWhenUsed/>
     <w:qFormat/>
-    <w:rsid w:val="006427AB"/>
+    <w:rsid w:val="00723D42"/>
     <w:pPr>
       <w:keepNext/>
       <w:keepLines/>
@@ -646,7 +646,7 @@
     <w:semiHidden/>
     <w:unhideWhenUsed/>
     <w:qFormat/>
-    <w:rsid w:val="006427AB"/>
+    <w:rsid w:val="00723D42"/>
     <w:pPr>
       <w:keepNext/>
       <w:keepLines/>
@@ -669,7 +669,7 @@
     <w:semiHidden/>
     <w:unhideWhenUsed/>
     <w:qFormat/>
-    <w:rsid w:val="006427AB"/>
+    <w:rsid w:val="00723D42"/>
     <w:pPr>
       <w:keepNext/>
       <w:keepLines/>
@@ -690,7 +690,7 @@
     <w:semiHidden/>
     <w:unhideWhenUsed/>
     <w:qFormat/>
-    <w:rsid w:val="006427AB"/>
+    <w:rsid w:val="00723D42"/>
     <w:pPr>
       <w:keepNext/>
       <w:keepLines/>
@@ -713,7 +713,7 @@
     <w:semiHidden/>
     <w:unhideWhenUsed/>
     <w:qFormat/>
-    <w:rsid w:val="006427AB"/>
+    <w:rsid w:val="00723D42"/>
     <w:pPr>
       <w:keepNext/>
       <w:keepLines/>
@@ -757,7 +757,7 @@
     <w:basedOn w:val="DefaultParagraphFont"/>
     <w:link w:val="Heading1"/>
     <w:uiPriority w:val="9"/>
-    <w:rsid w:val="006427AB"/>
+    <w:rsid w:val="00723D42"/>
     <w:rPr>
       <w:rFonts w:asciiTheme="majorHAnsi" w:eastAsiaTheme="majorEastAsia" w:hAnsiTheme="majorHAnsi" w:cstheme="majorBidi"/>
       <w:color w:val="2F5496" w:themeColor="accent1" w:themeShade="BF"/>
@@ -771,7 +771,7 @@
     <w:link w:val="Heading2"/>
     <w:uiPriority w:val="9"/>
     <w:semiHidden/>
-    <w:rsid w:val="006427AB"/>
+    <w:rsid w:val="00723D42"/>
     <w:rPr>
       <w:rFonts w:asciiTheme="majorHAnsi" w:eastAsiaTheme="majorEastAsia" w:hAnsiTheme="majorHAnsi" w:cstheme="majorBidi"/>
       <w:color w:val="2F5496" w:themeColor="accent1" w:themeShade="BF"/>
@@ -785,7 +785,7 @@
     <w:link w:val="Heading3"/>
     <w:uiPriority w:val="9"/>
     <w:semiHidden/>
-    <w:rsid w:val="006427AB"/>
+    <w:rsid w:val="00723D42"/>
     <w:rPr>
       <w:rFonts w:eastAsiaTheme="majorEastAsia" w:cstheme="majorBidi"/>
       <w:color w:val="2F5496" w:themeColor="accent1" w:themeShade="BF"/>
@@ -799,7 +799,7 @@
     <w:link w:val="Heading4"/>
     <w:uiPriority w:val="9"/>
     <w:semiHidden/>
-    <w:rsid w:val="006427AB"/>
+    <w:rsid w:val="00723D42"/>
     <w:rPr>
       <w:rFonts w:eastAsiaTheme="majorEastAsia" w:cstheme="majorBidi"/>
       <w:i/>
@@ -813,7 +813,7 @@
     <w:link w:val="Heading5"/>
     <w:uiPriority w:val="9"/>
     <w:semiHidden/>
-    <w:rsid w:val="006427AB"/>
+    <w:rsid w:val="00723D42"/>
     <w:rPr>
       <w:rFonts w:eastAsiaTheme="majorEastAsia" w:cstheme="majorBidi"/>
       <w:color w:val="2F5496" w:themeColor="accent1" w:themeShade="BF"/>
@@ -825,7 +825,7 @@
     <w:link w:val="Heading6"/>
     <w:uiPriority w:val="9"/>
     <w:semiHidden/>
-    <w:rsid w:val="006427AB"/>
+    <w:rsid w:val="00723D42"/>
     <w:rPr>
       <w:rFonts w:eastAsiaTheme="majorEastAsia" w:cstheme="majorBidi"/>
       <w:i/>
@@ -839,7 +839,7 @@
     <w:link w:val="Heading7"/>
     <w:uiPriority w:val="9"/>
     <w:semiHidden/>
-    <w:rsid w:val="006427AB"/>
+    <w:rsid w:val="00723D42"/>
     <w:rPr>
       <w:rFonts w:eastAsiaTheme="majorEastAsia" w:cstheme="majorBidi"/>
       <w:color w:val="595959" w:themeColor="text1" w:themeTint="A6"/>
@@ -851,7 +851,7 @@
     <w:link w:val="Heading8"/>
     <w:uiPriority w:val="9"/>
     <w:semiHidden/>
-    <w:rsid w:val="006427AB"/>
+    <w:rsid w:val="00723D42"/>
     <w:rPr>
       <w:rFonts w:eastAsiaTheme="majorEastAsia" w:cstheme="majorBidi"/>
       <w:i/>
@@ -865,7 +865,7 @@
     <w:link w:val="Heading9"/>
     <w:uiPriority w:val="9"/>
     <w:semiHidden/>
-    <w:rsid w:val="006427AB"/>
+    <w:rsid w:val="00723D42"/>
     <w:rPr>
       <w:rFonts w:eastAsiaTheme="majorEastAsia" w:cstheme="majorBidi"/>
       <w:color w:val="272727" w:themeColor="text1" w:themeTint="D8"/>
@@ -878,7 +878,7 @@
     <w:link w:val="TitleChar"/>
     <w:uiPriority w:val="10"/>
     <w:qFormat/>
-    <w:rsid w:val="006427AB"/>
+    <w:rsid w:val="00723D42"/>
     <w:pPr>
       <w:spacing w:after="80" w:line="240" w:lineRule="auto"/>
       <w:contextualSpacing/>
@@ -896,7 +896,7 @@
     <w:basedOn w:val="DefaultParagraphFont"/>
     <w:link w:val="Title"/>
     <w:uiPriority w:val="10"/>
-    <w:rsid w:val="006427AB"/>
+    <w:rsid w:val="00723D42"/>
     <w:rPr>
       <w:rFonts w:asciiTheme="majorHAnsi" w:eastAsiaTheme="majorEastAsia" w:hAnsiTheme="majorHAnsi" w:cstheme="majorBidi"/>
       <w:spacing w:val="-10"/>
@@ -912,7 +912,7 @@
     <w:link w:val="SubtitleChar"/>
     <w:uiPriority w:val="11"/>
     <w:qFormat/>
-    <w:rsid w:val="006427AB"/>
+    <w:rsid w:val="00723D42"/>
     <w:pPr>
       <w:numPr>
         <w:ilvl w:val="1"/>
@@ -931,7 +931,7 @@
     <w:basedOn w:val="DefaultParagraphFont"/>
     <w:link w:val="Subtitle"/>
     <w:uiPriority w:val="11"/>
-    <w:rsid w:val="006427AB"/>
+    <w:rsid w:val="00723D42"/>
     <w:rPr>
       <w:rFonts w:eastAsiaTheme="majorEastAsia" w:cstheme="majorBidi"/>
       <w:color w:val="595959" w:themeColor="text1" w:themeTint="A6"/>
@@ -947,7 +947,7 @@
     <w:link w:val="QuoteChar"/>
     <w:uiPriority w:val="29"/>
     <w:qFormat/>
-    <w:rsid w:val="006427AB"/>
+    <w:rsid w:val="00723D42"/>
     <w:pPr>
       <w:spacing w:before="160"/>
       <w:jc w:val="center"/>
@@ -963,7 +963,7 @@
     <w:basedOn w:val="DefaultParagraphFont"/>
     <w:link w:val="Quote"/>
     <w:uiPriority w:val="29"/>
-    <w:rsid w:val="006427AB"/>
+    <w:rsid w:val="00723D42"/>
     <w:rPr>
       <w:i/>
       <w:iCs/>
@@ -975,7 +975,7 @@
     <w:basedOn w:val="Normal"/>
     <w:uiPriority w:val="34"/>
     <w:qFormat/>
-    <w:rsid w:val="006427AB"/>
+    <w:rsid w:val="00723D42"/>
     <w:pPr>
       <w:ind w:left="720"/>
       <w:contextualSpacing/>
@@ -986,7 +986,7 @@
     <w:basedOn w:val="DefaultParagraphFont"/>
     <w:uiPriority w:val="21"/>
     <w:qFormat/>
-    <w:rsid w:val="006427AB"/>
+    <w:rsid w:val="00723D42"/>
     <w:rPr>
       <w:i/>
       <w:iCs/>
@@ -1000,7 +1000,7 @@
     <w:link w:val="IntenseQuoteChar"/>
     <w:uiPriority w:val="30"/>
     <w:qFormat/>
-    <w:rsid w:val="006427AB"/>
+    <w:rsid w:val="00723D42"/>
     <w:pPr>
       <w:pBdr>
         <w:top w:val="single" w:sz="4" w:space="10" w:color="2F5496" w:themeColor="accent1" w:themeShade="BF"/>
@@ -1021,7 +1021,7 @@
     <w:basedOn w:val="DefaultParagraphFont"/>
     <w:link w:val="IntenseQuote"/>
     <w:uiPriority w:val="30"/>
-    <w:rsid w:val="006427AB"/>
+    <w:rsid w:val="00723D42"/>
     <w:rPr>
       <w:i/>
       <w:iCs/>
@@ -1033,7 +1033,7 @@
     <w:basedOn w:val="DefaultParagraphFont"/>
     <w:uiPriority w:val="32"/>
     <w:qFormat/>
-    <w:rsid w:val="006427AB"/>
+    <w:rsid w:val="00723D42"/>
     <w:rPr>
       <w:b/>
       <w:bCs/>
@@ -1047,7 +1047,7 @@
     <w:hidden/>
     <w:uiPriority w:val="99"/>
     <w:semiHidden/>
-    <w:rsid w:val="006427AB"/>
+    <w:rsid w:val="00723D42"/>
     <w:pPr>
       <w:spacing w:after="0" w:line="240" w:lineRule="auto"/>
     </w:pPr>
